--- a/docs/architecture/TGP-ARC-05 Deployment and Infrastructure Architecture.docx
+++ b/docs/architecture/TGP-ARC-05 Deployment and Infrastructure Architecture.docx
@@ -401,7 +401,7 @@
                                 <w:bCs/>
                                 <w:color w:val="1D74BA"/>
                               </w:rPr>
-                              <w:t xml:space="preserve">07 October 2026</w:t>
+                              <w:t xml:space="preserve">08 October 2026</w:t>
                             </w:r>
                           </w:p>
                         </w:txbxContent>
@@ -3119,7 +3119,7 @@
                 <w:sz w:val="16"/>
                 <w:szCs w:val="16"/>
               </w:rPr>
-              <w:t xml:space="preserve">07/10/2026</w:t>
+              <w:t xml:space="preserve">08/10/2026</w:t>
             </w:r>
           </w:p>
         </w:tc>
@@ -3365,8 +3365,8 @@
         <w:tblLook w:val="04A0" w:firstRow="1" w:lastRow="0" w:firstColumn="0" w:lastColumn="0" w:noHBand="0" w:noVBand="1"/>
       </w:tblPr>
       <w:tblGrid>
-        <w:gridCol w:w="2042"/>
-        <w:gridCol w:w="6985"/>
+        <w:gridCol w:w="2036"/>
+        <w:gridCol w:w="6991"/>
       </w:tblGrid>
       <w:tr>
         <w:trPr>
@@ -3376,7 +3376,7 @@
         </w:trPr>
         <w:tc>
           <w:tcPr>
-            <w:tcW w:w="2042" w:type="dxa"/>
+            <w:tcW w:w="2036" w:type="dxa"/>
             <w:shd w:val="clear" w:color="auto" w:fill="0F4761"/>
             <w:vAlign w:val="center"/>
           </w:tcPr>
@@ -3407,7 +3407,7 @@
         </w:tc>
         <w:tc>
           <w:tcPr>
-            <w:tcW w:w="6985" w:type="dxa"/>
+            <w:tcW w:w="6991" w:type="dxa"/>
             <w:shd w:val="clear" w:color="auto" w:fill="0F4761"/>
             <w:vAlign w:val="center"/>
           </w:tcPr>
@@ -3444,7 +3444,7 @@
         </w:trPr>
         <w:tc>
           <w:tcPr>
-            <w:tcW w:w="2042" w:type="dxa"/>
+            <w:tcW w:w="2036" w:type="dxa"/>
             <w:vAlign w:val="top"/>
           </w:tcPr>
           <w:p>
@@ -3464,13 +3464,71 @@
                 <w:sz w:val="16"/>
                 <w:szCs w:val="16"/>
               </w:rPr>
+              <w:t xml:space="preserve">ADR</w:t>
+            </w:r>
+          </w:p>
+        </w:tc>
+        <w:tc>
+          <w:tcPr>
+            <w:tcW w:w="6991" w:type="dxa"/>
+            <w:vAlign w:val="top"/>
+          </w:tcPr>
+          <w:p>
+            <w:pPr>
+              <w:spacing w:before="60"/>
+              <w:rPr>
+                <w:rFonts w:ascii="Segoe UI" w:eastAsia="Arial" w:hAnsi="Segoe UI" w:cs="Segoe UI"/>
+                <w:color w:val="101820"/>
+                <w:sz w:val="16"/>
+                <w:szCs w:val="16"/>
+              </w:rPr>
+            </w:pPr>
+            <w:r>
+              <w:rPr>
+                <w:rFonts w:ascii="Segoe UI" w:eastAsia="Arial" w:hAnsi="Segoe UI" w:cs="Segoe UI"/>
+                <w:color w:val="101820"/>
+                <w:sz w:val="16"/>
+                <w:szCs w:val="16"/>
+              </w:rPr>
+              <w:t xml:space="preserve">Architecture decision record</w:t>
+            </w:r>
+          </w:p>
+        </w:tc>
+      </w:tr>
+      <w:tr>
+        <w:trPr>
+          <w:cantSplit/>
+          <w:trHeight w:val="449"/>
+        </w:trPr>
+        <w:tc>
+          <w:tcPr>
+            <w:tcW w:w="2036" w:type="dxa"/>
+            <w:vAlign w:val="top"/>
+          </w:tcPr>
+          <w:p>
+            <w:pPr>
+              <w:spacing w:before="60"/>
+              <w:rPr>
+                <w:rFonts w:ascii="Segoe UI" w:eastAsia="Arial" w:hAnsi="Segoe UI" w:cs="Segoe UI"/>
+                <w:color w:val="101820"/>
+                <w:sz w:val="16"/>
+                <w:szCs w:val="16"/>
+              </w:rPr>
+            </w:pPr>
+            <w:r>
+              <w:rPr>
+                <w:rFonts w:ascii="Segoe UI" w:eastAsia="Arial" w:hAnsi="Segoe UI" w:cs="Segoe UI"/>
+                <w:color w:val="101820"/>
+                <w:sz w:val="16"/>
+                <w:szCs w:val="16"/>
+              </w:rPr>
               <w:t xml:space="preserve">API</w:t>
             </w:r>
           </w:p>
         </w:tc>
         <w:tc>
           <w:tcPr>
-            <w:tcW w:w="6985" w:type="dxa"/>
+            <w:tcW w:w="6991" w:type="dxa"/>
             <w:vAlign w:val="top"/>
           </w:tcPr>
           <w:p>
@@ -3502,7 +3560,7 @@
         </w:trPr>
         <w:tc>
           <w:tcPr>
-            <w:tcW w:w="2042" w:type="dxa"/>
+            <w:tcW w:w="2036" w:type="dxa"/>
             <w:vAlign w:val="top"/>
           </w:tcPr>
           <w:p>
@@ -3528,7 +3586,7 @@
         </w:tc>
         <w:tc>
           <w:tcPr>
-            <w:tcW w:w="6985" w:type="dxa"/>
+            <w:tcW w:w="6991" w:type="dxa"/>
             <w:vAlign w:val="top"/>
           </w:tcPr>
           <w:p>
@@ -3560,7 +3618,7 @@
         </w:trPr>
         <w:tc>
           <w:tcPr>
-            <w:tcW w:w="2042" w:type="dxa"/>
+            <w:tcW w:w="2036" w:type="dxa"/>
             <w:vAlign w:val="top"/>
           </w:tcPr>
           <w:p>
@@ -3586,7 +3644,7 @@
         </w:tc>
         <w:tc>
           <w:tcPr>
-            <w:tcW w:w="6985" w:type="dxa"/>
+            <w:tcW w:w="6991" w:type="dxa"/>
             <w:vAlign w:val="top"/>
           </w:tcPr>
           <w:p>
@@ -3618,7 +3676,7 @@
         </w:trPr>
         <w:tc>
           <w:tcPr>
-            <w:tcW w:w="2042" w:type="dxa"/>
+            <w:tcW w:w="2036" w:type="dxa"/>
             <w:vAlign w:val="top"/>
           </w:tcPr>
           <w:p>
@@ -3644,7 +3702,7 @@
         </w:tc>
         <w:tc>
           <w:tcPr>
-            <w:tcW w:w="6985" w:type="dxa"/>
+            <w:tcW w:w="6991" w:type="dxa"/>
             <w:vAlign w:val="top"/>
           </w:tcPr>
           <w:p>
@@ -3676,7 +3734,7 @@
         </w:trPr>
         <w:tc>
           <w:tcPr>
-            <w:tcW w:w="2042" w:type="dxa"/>
+            <w:tcW w:w="2036" w:type="dxa"/>
             <w:vAlign w:val="top"/>
           </w:tcPr>
           <w:p>
@@ -3702,7 +3760,7 @@
         </w:tc>
         <w:tc>
           <w:tcPr>
-            <w:tcW w:w="6985" w:type="dxa"/>
+            <w:tcW w:w="6991" w:type="dxa"/>
             <w:vAlign w:val="top"/>
           </w:tcPr>
           <w:p>
@@ -3734,7 +3792,7 @@
         </w:trPr>
         <w:tc>
           <w:tcPr>
-            <w:tcW w:w="2042" w:type="dxa"/>
+            <w:tcW w:w="2036" w:type="dxa"/>
             <w:vAlign w:val="top"/>
           </w:tcPr>
           <w:p>
@@ -3760,7 +3818,7 @@
         </w:tc>
         <w:tc>
           <w:tcPr>
-            <w:tcW w:w="6985" w:type="dxa"/>
+            <w:tcW w:w="6991" w:type="dxa"/>
             <w:vAlign w:val="top"/>
           </w:tcPr>
           <w:p>
@@ -3792,7 +3850,7 @@
         </w:trPr>
         <w:tc>
           <w:tcPr>
-            <w:tcW w:w="2042" w:type="dxa"/>
+            <w:tcW w:w="2036" w:type="dxa"/>
             <w:vAlign w:val="top"/>
           </w:tcPr>
           <w:p>
@@ -3818,7 +3876,7 @@
         </w:tc>
         <w:tc>
           <w:tcPr>
-            <w:tcW w:w="6985" w:type="dxa"/>
+            <w:tcW w:w="6991" w:type="dxa"/>
             <w:vAlign w:val="top"/>
           </w:tcPr>
           <w:p>
@@ -3850,7 +3908,7 @@
         </w:trPr>
         <w:tc>
           <w:tcPr>
-            <w:tcW w:w="2042" w:type="dxa"/>
+            <w:tcW w:w="2036" w:type="dxa"/>
             <w:vAlign w:val="top"/>
           </w:tcPr>
           <w:p>
@@ -3876,7 +3934,7 @@
         </w:tc>
         <w:tc>
           <w:tcPr>
-            <w:tcW w:w="6985" w:type="dxa"/>
+            <w:tcW w:w="6991" w:type="dxa"/>
             <w:vAlign w:val="top"/>
           </w:tcPr>
           <w:p>
@@ -3908,7 +3966,7 @@
         </w:trPr>
         <w:tc>
           <w:tcPr>
-            <w:tcW w:w="2042" w:type="dxa"/>
+            <w:tcW w:w="2036" w:type="dxa"/>
             <w:vAlign w:val="top"/>
           </w:tcPr>
           <w:p>
@@ -3934,7 +3992,7 @@
         </w:tc>
         <w:tc>
           <w:tcPr>
-            <w:tcW w:w="6985" w:type="dxa"/>
+            <w:tcW w:w="6991" w:type="dxa"/>
             <w:vAlign w:val="top"/>
           </w:tcPr>
           <w:p>
@@ -3966,7 +4024,7 @@
         </w:trPr>
         <w:tc>
           <w:tcPr>
-            <w:tcW w:w="2042" w:type="dxa"/>
+            <w:tcW w:w="2036" w:type="dxa"/>
             <w:vAlign w:val="top"/>
           </w:tcPr>
           <w:p>
@@ -3992,7 +4050,7 @@
         </w:tc>
         <w:tc>
           <w:tcPr>
-            <w:tcW w:w="6985" w:type="dxa"/>
+            <w:tcW w:w="6991" w:type="dxa"/>
             <w:vAlign w:val="top"/>
           </w:tcPr>
           <w:p>
@@ -4024,7 +4082,7 @@
         </w:trPr>
         <w:tc>
           <w:tcPr>
-            <w:tcW w:w="2042" w:type="dxa"/>
+            <w:tcW w:w="2036" w:type="dxa"/>
             <w:vAlign w:val="top"/>
           </w:tcPr>
           <w:p>
@@ -4050,7 +4108,7 @@
         </w:tc>
         <w:tc>
           <w:tcPr>
-            <w:tcW w:w="6985" w:type="dxa"/>
+            <w:tcW w:w="6991" w:type="dxa"/>
             <w:vAlign w:val="top"/>
           </w:tcPr>
           <w:p>
@@ -4082,7 +4140,7 @@
         </w:trPr>
         <w:tc>
           <w:tcPr>
-            <w:tcW w:w="2042" w:type="dxa"/>
+            <w:tcW w:w="2036" w:type="dxa"/>
             <w:vAlign w:val="top"/>
           </w:tcPr>
           <w:p>
@@ -4108,7 +4166,7 @@
         </w:tc>
         <w:tc>
           <w:tcPr>
-            <w:tcW w:w="6985" w:type="dxa"/>
+            <w:tcW w:w="6991" w:type="dxa"/>
             <w:vAlign w:val="top"/>
           </w:tcPr>
           <w:p>
@@ -4140,7 +4198,7 @@
         </w:trPr>
         <w:tc>
           <w:tcPr>
-            <w:tcW w:w="2042" w:type="dxa"/>
+            <w:tcW w:w="2036" w:type="dxa"/>
             <w:vAlign w:val="top"/>
           </w:tcPr>
           <w:p>
@@ -4166,7 +4224,7 @@
         </w:tc>
         <w:tc>
           <w:tcPr>
-            <w:tcW w:w="6985" w:type="dxa"/>
+            <w:tcW w:w="6991" w:type="dxa"/>
             <w:vAlign w:val="top"/>
           </w:tcPr>
           <w:p>
@@ -4198,7 +4256,7 @@
         </w:trPr>
         <w:tc>
           <w:tcPr>
-            <w:tcW w:w="2042" w:type="dxa"/>
+            <w:tcW w:w="2036" w:type="dxa"/>
             <w:vAlign w:val="top"/>
           </w:tcPr>
           <w:p>
@@ -4224,7 +4282,7 @@
         </w:tc>
         <w:tc>
           <w:tcPr>
-            <w:tcW w:w="6985" w:type="dxa"/>
+            <w:tcW w:w="6991" w:type="dxa"/>
             <w:vAlign w:val="top"/>
           </w:tcPr>
           <w:p>
@@ -4256,7 +4314,7 @@
         </w:trPr>
         <w:tc>
           <w:tcPr>
-            <w:tcW w:w="2042" w:type="dxa"/>
+            <w:tcW w:w="2036" w:type="dxa"/>
             <w:vAlign w:val="top"/>
           </w:tcPr>
           <w:p>
@@ -4282,7 +4340,7 @@
         </w:tc>
         <w:tc>
           <w:tcPr>
-            <w:tcW w:w="6985" w:type="dxa"/>
+            <w:tcW w:w="6991" w:type="dxa"/>
             <w:vAlign w:val="top"/>
           </w:tcPr>
           <w:p>
@@ -4314,7 +4372,7 @@
         </w:trPr>
         <w:tc>
           <w:tcPr>
-            <w:tcW w:w="2042" w:type="dxa"/>
+            <w:tcW w:w="2036" w:type="dxa"/>
             <w:vAlign w:val="top"/>
           </w:tcPr>
           <w:p>
@@ -4340,7 +4398,7 @@
         </w:tc>
         <w:tc>
           <w:tcPr>
-            <w:tcW w:w="6985" w:type="dxa"/>
+            <w:tcW w:w="6991" w:type="dxa"/>
             <w:vAlign w:val="top"/>
           </w:tcPr>
           <w:p>
@@ -4372,7 +4430,7 @@
         </w:trPr>
         <w:tc>
           <w:tcPr>
-            <w:tcW w:w="2042" w:type="dxa"/>
+            <w:tcW w:w="2036" w:type="dxa"/>
             <w:vAlign w:val="top"/>
           </w:tcPr>
           <w:p>
@@ -4398,7 +4456,7 @@
         </w:tc>
         <w:tc>
           <w:tcPr>
-            <w:tcW w:w="6985" w:type="dxa"/>
+            <w:tcW w:w="6991" w:type="dxa"/>
             <w:vAlign w:val="top"/>
           </w:tcPr>
           <w:p>
@@ -4430,7 +4488,7 @@
         </w:trPr>
         <w:tc>
           <w:tcPr>
-            <w:tcW w:w="2042" w:type="dxa"/>
+            <w:tcW w:w="2036" w:type="dxa"/>
             <w:vAlign w:val="top"/>
           </w:tcPr>
           <w:p>
@@ -4450,13 +4508,71 @@
                 <w:sz w:val="16"/>
                 <w:szCs w:val="16"/>
               </w:rPr>
+              <w:t xml:space="preserve">OA</w:t>
+            </w:r>
+          </w:p>
+        </w:tc>
+        <w:tc>
+          <w:tcPr>
+            <w:tcW w:w="6991" w:type="dxa"/>
+            <w:vAlign w:val="top"/>
+          </w:tcPr>
+          <w:p>
+            <w:pPr>
+              <w:spacing w:before="60"/>
+              <w:rPr>
+                <w:rFonts w:ascii="Segoe UI" w:eastAsia="Arial" w:hAnsi="Segoe UI" w:cs="Segoe UI"/>
+                <w:color w:val="101820"/>
+                <w:sz w:val="16"/>
+                <w:szCs w:val="16"/>
+              </w:rPr>
+            </w:pPr>
+            <w:r>
+              <w:rPr>
+                <w:rFonts w:ascii="Segoe UI" w:eastAsia="Arial" w:hAnsi="Segoe UI" w:cs="Segoe UI"/>
+                <w:color w:val="101820"/>
+                <w:sz w:val="16"/>
+                <w:szCs w:val="16"/>
+              </w:rPr>
+              <w:t xml:space="preserve">Official Account (Zalo)</w:t>
+            </w:r>
+          </w:p>
+        </w:tc>
+      </w:tr>
+      <w:tr>
+        <w:trPr>
+          <w:cantSplit/>
+          <w:trHeight w:val="449"/>
+        </w:trPr>
+        <w:tc>
+          <w:tcPr>
+            <w:tcW w:w="2036" w:type="dxa"/>
+            <w:vAlign w:val="top"/>
+          </w:tcPr>
+          <w:p>
+            <w:pPr>
+              <w:spacing w:before="60"/>
+              <w:rPr>
+                <w:rFonts w:ascii="Segoe UI" w:eastAsia="Arial" w:hAnsi="Segoe UI" w:cs="Segoe UI"/>
+                <w:color w:val="101820"/>
+                <w:sz w:val="16"/>
+                <w:szCs w:val="16"/>
+              </w:rPr>
+            </w:pPr>
+            <w:r>
+              <w:rPr>
+                <w:rFonts w:ascii="Segoe UI" w:eastAsia="Arial" w:hAnsi="Segoe UI" w:cs="Segoe UI"/>
+                <w:color w:val="101820"/>
+                <w:sz w:val="16"/>
+                <w:szCs w:val="16"/>
+              </w:rPr>
               <w:t xml:space="preserve">OWASP</w:t>
             </w:r>
           </w:p>
         </w:tc>
         <w:tc>
           <w:tcPr>
-            <w:tcW w:w="6985" w:type="dxa"/>
+            <w:tcW w:w="6991" w:type="dxa"/>
             <w:vAlign w:val="top"/>
           </w:tcPr>
           <w:p>
@@ -4488,7 +4604,7 @@
         </w:trPr>
         <w:tc>
           <w:tcPr>
-            <w:tcW w:w="2042" w:type="dxa"/>
+            <w:tcW w:w="2036" w:type="dxa"/>
             <w:vAlign w:val="top"/>
           </w:tcPr>
           <w:p>
@@ -4514,7 +4630,7 @@
         </w:tc>
         <w:tc>
           <w:tcPr>
-            <w:tcW w:w="6985" w:type="dxa"/>
+            <w:tcW w:w="6991" w:type="dxa"/>
             <w:vAlign w:val="top"/>
           </w:tcPr>
           <w:p>
@@ -4546,7 +4662,7 @@
         </w:trPr>
         <w:tc>
           <w:tcPr>
-            <w:tcW w:w="2042" w:type="dxa"/>
+            <w:tcW w:w="2036" w:type="dxa"/>
             <w:vAlign w:val="top"/>
           </w:tcPr>
           <w:p>
@@ -4572,7 +4688,7 @@
         </w:tc>
         <w:tc>
           <w:tcPr>
-            <w:tcW w:w="6985" w:type="dxa"/>
+            <w:tcW w:w="6991" w:type="dxa"/>
             <w:vAlign w:val="top"/>
           </w:tcPr>
           <w:p>
@@ -4604,7 +4720,7 @@
         </w:trPr>
         <w:tc>
           <w:tcPr>
-            <w:tcW w:w="2042" w:type="dxa"/>
+            <w:tcW w:w="2036" w:type="dxa"/>
             <w:vAlign w:val="top"/>
           </w:tcPr>
           <w:p>
@@ -4630,7 +4746,7 @@
         </w:tc>
         <w:tc>
           <w:tcPr>
-            <w:tcW w:w="6985" w:type="dxa"/>
+            <w:tcW w:w="6991" w:type="dxa"/>
             <w:vAlign w:val="top"/>
           </w:tcPr>
           <w:p>
@@ -4662,7 +4778,7 @@
         </w:trPr>
         <w:tc>
           <w:tcPr>
-            <w:tcW w:w="2042" w:type="dxa"/>
+            <w:tcW w:w="2036" w:type="dxa"/>
             <w:vAlign w:val="top"/>
           </w:tcPr>
           <w:p>
@@ -4688,7 +4804,7 @@
         </w:tc>
         <w:tc>
           <w:tcPr>
-            <w:tcW w:w="6985" w:type="dxa"/>
+            <w:tcW w:w="6991" w:type="dxa"/>
             <w:vAlign w:val="top"/>
           </w:tcPr>
           <w:p>
@@ -4720,7 +4836,7 @@
         </w:trPr>
         <w:tc>
           <w:tcPr>
-            <w:tcW w:w="2042" w:type="dxa"/>
+            <w:tcW w:w="2036" w:type="dxa"/>
             <w:vAlign w:val="top"/>
           </w:tcPr>
           <w:p>
@@ -4746,7 +4862,7 @@
         </w:tc>
         <w:tc>
           <w:tcPr>
-            <w:tcW w:w="6985" w:type="dxa"/>
+            <w:tcW w:w="6991" w:type="dxa"/>
             <w:vAlign w:val="top"/>
           </w:tcPr>
           <w:p>
@@ -4778,7 +4894,7 @@
         </w:trPr>
         <w:tc>
           <w:tcPr>
-            <w:tcW w:w="2042" w:type="dxa"/>
+            <w:tcW w:w="2036" w:type="dxa"/>
             <w:vAlign w:val="top"/>
           </w:tcPr>
           <w:p>
@@ -4804,7 +4920,7 @@
         </w:tc>
         <w:tc>
           <w:tcPr>
-            <w:tcW w:w="6985" w:type="dxa"/>
+            <w:tcW w:w="6991" w:type="dxa"/>
             <w:vAlign w:val="top"/>
           </w:tcPr>
           <w:p>
@@ -4836,7 +4952,7 @@
         </w:trPr>
         <w:tc>
           <w:tcPr>
-            <w:tcW w:w="2042" w:type="dxa"/>
+            <w:tcW w:w="2036" w:type="dxa"/>
             <w:vAlign w:val="top"/>
           </w:tcPr>
           <w:p>
@@ -4862,7 +4978,7 @@
         </w:tc>
         <w:tc>
           <w:tcPr>
-            <w:tcW w:w="6985" w:type="dxa"/>
+            <w:tcW w:w="6991" w:type="dxa"/>
             <w:vAlign w:val="top"/>
           </w:tcPr>
           <w:p>
@@ -4894,7 +5010,7 @@
         </w:trPr>
         <w:tc>
           <w:tcPr>
-            <w:tcW w:w="2042" w:type="dxa"/>
+            <w:tcW w:w="2036" w:type="dxa"/>
             <w:vAlign w:val="top"/>
           </w:tcPr>
           <w:p>
@@ -4920,7 +5036,7 @@
         </w:tc>
         <w:tc>
           <w:tcPr>
-            <w:tcW w:w="6985" w:type="dxa"/>
+            <w:tcW w:w="6991" w:type="dxa"/>
             <w:vAlign w:val="top"/>
           </w:tcPr>
           <w:p>
@@ -4952,7 +5068,7 @@
         </w:trPr>
         <w:tc>
           <w:tcPr>
-            <w:tcW w:w="2042" w:type="dxa"/>
+            <w:tcW w:w="2036" w:type="dxa"/>
             <w:vAlign w:val="top"/>
           </w:tcPr>
           <w:p>
@@ -4978,7 +5094,7 @@
         </w:tc>
         <w:tc>
           <w:tcPr>
-            <w:tcW w:w="6985" w:type="dxa"/>
+            <w:tcW w:w="6991" w:type="dxa"/>
             <w:vAlign w:val="top"/>
           </w:tcPr>
           <w:p>
@@ -5010,7 +5126,7 @@
         </w:trPr>
         <w:tc>
           <w:tcPr>
-            <w:tcW w:w="2042" w:type="dxa"/>
+            <w:tcW w:w="2036" w:type="dxa"/>
             <w:vAlign w:val="top"/>
           </w:tcPr>
           <w:p>
@@ -5036,7 +5152,7 @@
         </w:tc>
         <w:tc>
           <w:tcPr>
-            <w:tcW w:w="6985" w:type="dxa"/>
+            <w:tcW w:w="6991" w:type="dxa"/>
             <w:vAlign w:val="top"/>
           </w:tcPr>
           <w:p>
@@ -5068,7 +5184,7 @@
         </w:trPr>
         <w:tc>
           <w:tcPr>
-            <w:tcW w:w="2042" w:type="dxa"/>
+            <w:tcW w:w="2036" w:type="dxa"/>
             <w:vAlign w:val="top"/>
           </w:tcPr>
           <w:p>
@@ -5094,7 +5210,7 @@
         </w:tc>
         <w:tc>
           <w:tcPr>
-            <w:tcW w:w="6985" w:type="dxa"/>
+            <w:tcW w:w="6991" w:type="dxa"/>
             <w:vAlign w:val="top"/>
           </w:tcPr>
           <w:p>
@@ -5126,7 +5242,7 @@
         </w:trPr>
         <w:tc>
           <w:tcPr>
-            <w:tcW w:w="2042" w:type="dxa"/>
+            <w:tcW w:w="2036" w:type="dxa"/>
             <w:vAlign w:val="top"/>
           </w:tcPr>
           <w:p>
@@ -5152,7 +5268,7 @@
         </w:tc>
         <w:tc>
           <w:tcPr>
-            <w:tcW w:w="6985" w:type="dxa"/>
+            <w:tcW w:w="6991" w:type="dxa"/>
             <w:vAlign w:val="top"/>
           </w:tcPr>
           <w:p>
@@ -5184,7 +5300,7 @@
         </w:trPr>
         <w:tc>
           <w:tcPr>
-            <w:tcW w:w="2042" w:type="dxa"/>
+            <w:tcW w:w="2036" w:type="dxa"/>
             <w:vAlign w:val="top"/>
           </w:tcPr>
           <w:p>
@@ -5210,7 +5326,7 @@
         </w:tc>
         <w:tc>
           <w:tcPr>
-            <w:tcW w:w="6985" w:type="dxa"/>
+            <w:tcW w:w="6991" w:type="dxa"/>
             <w:vAlign w:val="top"/>
           </w:tcPr>
           <w:p>
@@ -5242,7 +5358,7 @@
         </w:trPr>
         <w:tc>
           <w:tcPr>
-            <w:tcW w:w="2042" w:type="dxa"/>
+            <w:tcW w:w="2036" w:type="dxa"/>
             <w:vAlign w:val="top"/>
           </w:tcPr>
           <w:p>
@@ -5268,7 +5384,7 @@
         </w:tc>
         <w:tc>
           <w:tcPr>
-            <w:tcW w:w="6985" w:type="dxa"/>
+            <w:tcW w:w="6991" w:type="dxa"/>
             <w:vAlign w:val="top"/>
           </w:tcPr>
           <w:p>
@@ -5300,7 +5416,7 @@
         </w:trPr>
         <w:tc>
           <w:tcPr>
-            <w:tcW w:w="2042" w:type="dxa"/>
+            <w:tcW w:w="2036" w:type="dxa"/>
             <w:vAlign w:val="top"/>
           </w:tcPr>
           <w:p>
@@ -5326,7 +5442,7 @@
         </w:tc>
         <w:tc>
           <w:tcPr>
-            <w:tcW w:w="6985" w:type="dxa"/>
+            <w:tcW w:w="6991" w:type="dxa"/>
             <w:vAlign w:val="top"/>
           </w:tcPr>
           <w:p>
@@ -6079,8 +6195,8 @@
         <w:tblLook w:val="04A0" w:firstRow="1" w:lastRow="0" w:firstColumn="0" w:lastColumn="0" w:noHBand="0" w:noVBand="1"/>
       </w:tblPr>
       <w:tblGrid>
-        <w:gridCol w:w="1946"/>
-        <w:gridCol w:w="7081"/>
+        <w:gridCol w:w="1945"/>
+        <w:gridCol w:w="7082"/>
       </w:tblGrid>
       <w:tr>
         <w:trPr>
@@ -6089,7 +6205,7 @@
         </w:trPr>
         <w:tc>
           <w:tcPr>
-            <w:tcW w:w="1946" w:type="dxa"/>
+            <w:tcW w:w="1945" w:type="dxa"/>
             <w:shd w:val="clear" w:color="auto" w:fill="0F4761"/>
             <w:vAlign w:val="center"/>
           </w:tcPr>
@@ -6108,7 +6224,7 @@
         </w:tc>
         <w:tc>
           <w:tcPr>
-            <w:tcW w:w="7081" w:type="dxa"/>
+            <w:tcW w:w="7082" w:type="dxa"/>
             <w:shd w:val="clear" w:color="auto" w:fill="0F4761"/>
             <w:vAlign w:val="center"/>
           </w:tcPr>
@@ -6132,7 +6248,7 @@
         </w:trPr>
         <w:tc>
           <w:tcPr>
-            <w:tcW w:w="1946" w:type="dxa"/>
+            <w:tcW w:w="1945" w:type="dxa"/>
             <w:vAlign w:val="top"/>
           </w:tcPr>
           <w:p>
@@ -6147,7 +6263,7 @@
         </w:tc>
         <w:tc>
           <w:tcPr>
-            <w:tcW w:w="7081" w:type="dxa"/>
+            <w:tcW w:w="7082" w:type="dxa"/>
             <w:vAlign w:val="top"/>
           </w:tcPr>
           <w:p>
@@ -6167,7 +6283,7 @@
         </w:trPr>
         <w:tc>
           <w:tcPr>
-            <w:tcW w:w="1946" w:type="dxa"/>
+            <w:tcW w:w="1945" w:type="dxa"/>
             <w:shd w:val="clear" w:color="auto" w:fill="F4F7FB"/>
             <w:vAlign w:val="top"/>
           </w:tcPr>
@@ -6183,7 +6299,7 @@
         </w:tc>
         <w:tc>
           <w:tcPr>
-            <w:tcW w:w="7081" w:type="dxa"/>
+            <w:tcW w:w="7082" w:type="dxa"/>
             <w:shd w:val="clear" w:color="auto" w:fill="F4F7FB"/>
             <w:vAlign w:val="top"/>
           </w:tcPr>
@@ -6204,7 +6320,7 @@
         </w:trPr>
         <w:tc>
           <w:tcPr>
-            <w:tcW w:w="1946" w:type="dxa"/>
+            <w:tcW w:w="1945" w:type="dxa"/>
             <w:vAlign w:val="top"/>
           </w:tcPr>
           <w:p>
@@ -6219,7 +6335,7 @@
         </w:tc>
         <w:tc>
           <w:tcPr>
-            <w:tcW w:w="7081" w:type="dxa"/>
+            <w:tcW w:w="7082" w:type="dxa"/>
             <w:vAlign w:val="top"/>
           </w:tcPr>
           <w:p>
@@ -6254,7 +6370,7 @@
         </w:trPr>
         <w:tc>
           <w:tcPr>
-            <w:tcW w:w="1946" w:type="dxa"/>
+            <w:tcW w:w="1945" w:type="dxa"/>
             <w:shd w:val="clear" w:color="auto" w:fill="F4F7FB"/>
             <w:vAlign w:val="top"/>
           </w:tcPr>
@@ -6270,7 +6386,7 @@
         </w:tc>
         <w:tc>
           <w:tcPr>
-            <w:tcW w:w="7081" w:type="dxa"/>
+            <w:tcW w:w="7082" w:type="dxa"/>
             <w:shd w:val="clear" w:color="auto" w:fill="F4F7FB"/>
             <w:vAlign w:val="top"/>
           </w:tcPr>
@@ -6291,7 +6407,7 @@
         </w:trPr>
         <w:tc>
           <w:tcPr>
-            <w:tcW w:w="1946" w:type="dxa"/>
+            <w:tcW w:w="1945" w:type="dxa"/>
             <w:vAlign w:val="top"/>
           </w:tcPr>
           <w:p>
@@ -6306,16 +6422,16 @@
         </w:tc>
         <w:tc>
           <w:tcPr>
-            <w:tcW w:w="7081" w:type="dxa"/>
-            <w:vAlign w:val="top"/>
-          </w:tcPr>
-          <w:p>
-            <w:pPr>
-              <w:pStyle w:val="TableText"/>
-              <w:jc w:val="left"/>
-            </w:pPr>
-            <w:r>
-              <w:t xml:space="preserve">Production personal data is stored and processed in Vietnam (to be confirmed by TASCO legal under the Cybersecurity Law 2018, Decree 53/2022/ND-CP, Decree 13/2023/ND-CP and the Law on Personal Data Protection 2025).</w:t>
+            <w:tcW w:w="7082" w:type="dxa"/>
+            <w:vAlign w:val="top"/>
+          </w:tcPr>
+          <w:p>
+            <w:pPr>
+              <w:pStyle w:val="TableText"/>
+              <w:jc w:val="left"/>
+            </w:pPr>
+            <w:r>
+              <w:t xml:space="preserve">Production personal data is stored and processed in Vietnam (to be confirmed by TASCO legal under the Cybersecurity Law 2018, Decree 53/2022/ND-CP, Decree 13/2023/ND-CP and the Personal Data Protection Law 91/2025/QH15).</w:t>
             </w:r>
           </w:p>
         </w:tc>
@@ -7345,7 +7461,7 @@
               <a:graphicData uri="http://schemas.openxmlformats.org/drawingml/2006/picture">
                 <pic:pic>
                   <pic:nvPicPr>
-                    <pic:cNvPr descr="/tmp/claude-0/-home-user-TASCO/19e5534d-12b5-5956-9b60-3e77efde0f49/scratchpad/gen/.cache/mermaid/b7c51d8768d979b6.png" id="30" name="Picture"/>
+                    <pic:cNvPr descr="/home/user/TASCO/tools/docs-source/gen/.cache/mermaid/b7c51d8768d979b6.png" id="30" name="Picture"/>
                     <pic:cNvPicPr>
                       <a:picLocks noChangeArrowheads="1" noChangeAspect="1"/>
                     </pic:cNvPicPr>
@@ -9571,9 +9687,9 @@
         <w:tblLook w:val="04A0" w:firstRow="1" w:lastRow="0" w:firstColumn="0" w:lastColumn="0" w:noHBand="0" w:noVBand="1"/>
       </w:tblPr>
       <w:tblGrid>
-        <w:gridCol w:w="3394"/>
-        <w:gridCol w:w="2464"/>
-        <w:gridCol w:w="3169"/>
+        <w:gridCol w:w="3300"/>
+        <w:gridCol w:w="2917"/>
+        <w:gridCol w:w="2810"/>
       </w:tblGrid>
       <w:tr>
         <w:trPr>
@@ -9582,7 +9698,7 @@
         </w:trPr>
         <w:tc>
           <w:tcPr>
-            <w:tcW w:w="3394" w:type="dxa"/>
+            <w:tcW w:w="3300" w:type="dxa"/>
             <w:shd w:val="clear" w:color="auto" w:fill="0F4761"/>
             <w:vAlign w:val="center"/>
           </w:tcPr>
@@ -9601,7 +9717,7 @@
         </w:tc>
         <w:tc>
           <w:tcPr>
-            <w:tcW w:w="2464" w:type="dxa"/>
+            <w:tcW w:w="2917" w:type="dxa"/>
             <w:shd w:val="clear" w:color="auto" w:fill="0F4761"/>
             <w:vAlign w:val="center"/>
           </w:tcPr>
@@ -9620,7 +9736,7 @@
         </w:tc>
         <w:tc>
           <w:tcPr>
-            <w:tcW w:w="3169" w:type="dxa"/>
+            <w:tcW w:w="2810" w:type="dxa"/>
             <w:shd w:val="clear" w:color="auto" w:fill="0F4761"/>
             <w:vAlign w:val="center"/>
           </w:tcPr>
@@ -9644,7 +9760,7 @@
         </w:trPr>
         <w:tc>
           <w:tcPr>
-            <w:tcW w:w="3394" w:type="dxa"/>
+            <w:tcW w:w="3300" w:type="dxa"/>
             <w:noWrap/>
             <w:vAlign w:val="top"/>
           </w:tcPr>
@@ -9663,7 +9779,7 @@
         </w:tc>
         <w:tc>
           <w:tcPr>
-            <w:tcW w:w="2464" w:type="dxa"/>
+            <w:tcW w:w="2917" w:type="dxa"/>
             <w:vAlign w:val="top"/>
           </w:tcPr>
           <w:p>
@@ -9681,7 +9797,7 @@
         </w:tc>
         <w:tc>
           <w:tcPr>
-            <w:tcW w:w="3169" w:type="dxa"/>
+            <w:tcW w:w="2810" w:type="dxa"/>
             <w:vAlign w:val="top"/>
           </w:tcPr>
           <w:p>
@@ -9704,7 +9820,7 @@
         </w:trPr>
         <w:tc>
           <w:tcPr>
-            <w:tcW w:w="3394" w:type="dxa"/>
+            <w:tcW w:w="3300" w:type="dxa"/>
             <w:shd w:val="clear" w:color="auto" w:fill="F4F7FB"/>
             <w:vAlign w:val="top"/>
           </w:tcPr>
@@ -9723,7 +9839,7 @@
         </w:tc>
         <w:tc>
           <w:tcPr>
-            <w:tcW w:w="2464" w:type="dxa"/>
+            <w:tcW w:w="2917" w:type="dxa"/>
             <w:shd w:val="clear" w:color="auto" w:fill="F4F7FB"/>
             <w:vAlign w:val="top"/>
           </w:tcPr>
@@ -9739,7 +9855,7 @@
         </w:tc>
         <w:tc>
           <w:tcPr>
-            <w:tcW w:w="3169" w:type="dxa"/>
+            <w:tcW w:w="2810" w:type="dxa"/>
             <w:shd w:val="clear" w:color="auto" w:fill="F4F7FB"/>
             <w:vAlign w:val="top"/>
           </w:tcPr>
@@ -9760,7 +9876,7 @@
         </w:trPr>
         <w:tc>
           <w:tcPr>
-            <w:tcW w:w="3394" w:type="dxa"/>
+            <w:tcW w:w="3300" w:type="dxa"/>
             <w:noWrap/>
             <w:vAlign w:val="top"/>
           </w:tcPr>
@@ -9779,7 +9895,7 @@
         </w:tc>
         <w:tc>
           <w:tcPr>
-            <w:tcW w:w="2464" w:type="dxa"/>
+            <w:tcW w:w="2917" w:type="dxa"/>
             <w:vAlign w:val="top"/>
           </w:tcPr>
           <w:p>
@@ -9794,7 +9910,7 @@
         </w:tc>
         <w:tc>
           <w:tcPr>
-            <w:tcW w:w="3169" w:type="dxa"/>
+            <w:tcW w:w="2810" w:type="dxa"/>
             <w:vAlign w:val="top"/>
           </w:tcPr>
           <w:p>
@@ -9814,7 +9930,7 @@
         </w:trPr>
         <w:tc>
           <w:tcPr>
-            <w:tcW w:w="3394" w:type="dxa"/>
+            <w:tcW w:w="3300" w:type="dxa"/>
             <w:shd w:val="clear" w:color="auto" w:fill="F4F7FB"/>
             <w:vAlign w:val="top"/>
           </w:tcPr>
@@ -9839,7 +9955,7 @@
         </w:tc>
         <w:tc>
           <w:tcPr>
-            <w:tcW w:w="2464" w:type="dxa"/>
+            <w:tcW w:w="2917" w:type="dxa"/>
             <w:shd w:val="clear" w:color="auto" w:fill="F4F7FB"/>
             <w:vAlign w:val="top"/>
           </w:tcPr>
@@ -9855,7 +9971,7 @@
         </w:tc>
         <w:tc>
           <w:tcPr>
-            <w:tcW w:w="3169" w:type="dxa"/>
+            <w:tcW w:w="2810" w:type="dxa"/>
             <w:shd w:val="clear" w:color="auto" w:fill="F4F7FB"/>
             <w:vAlign w:val="top"/>
           </w:tcPr>
@@ -9876,7 +9992,7 @@
         </w:trPr>
         <w:tc>
           <w:tcPr>
-            <w:tcW w:w="3394" w:type="dxa"/>
+            <w:tcW w:w="3300" w:type="dxa"/>
             <w:vAlign w:val="top"/>
           </w:tcPr>
           <w:p>
@@ -9906,7 +10022,7 @@
         </w:tc>
         <w:tc>
           <w:tcPr>
-            <w:tcW w:w="2464" w:type="dxa"/>
+            <w:tcW w:w="2917" w:type="dxa"/>
             <w:vAlign w:val="top"/>
           </w:tcPr>
           <w:p>
@@ -9921,7 +10037,7 @@
         </w:tc>
         <w:tc>
           <w:tcPr>
-            <w:tcW w:w="3169" w:type="dxa"/>
+            <w:tcW w:w="2810" w:type="dxa"/>
             <w:vAlign w:val="top"/>
           </w:tcPr>
           <w:p>
@@ -9947,7 +10063,7 @@
         </w:trPr>
         <w:tc>
           <w:tcPr>
-            <w:tcW w:w="3394" w:type="dxa"/>
+            <w:tcW w:w="3300" w:type="dxa"/>
             <w:shd w:val="clear" w:color="auto" w:fill="F4F7FB"/>
             <w:vAlign w:val="top"/>
           </w:tcPr>
@@ -9972,7 +10088,7 @@
         </w:tc>
         <w:tc>
           <w:tcPr>
-            <w:tcW w:w="2464" w:type="dxa"/>
+            <w:tcW w:w="2917" w:type="dxa"/>
             <w:shd w:val="clear" w:color="auto" w:fill="F4F7FB"/>
             <w:vAlign w:val="top"/>
           </w:tcPr>
@@ -9988,7 +10104,7 @@
         </w:tc>
         <w:tc>
           <w:tcPr>
-            <w:tcW w:w="3169" w:type="dxa"/>
+            <w:tcW w:w="2810" w:type="dxa"/>
             <w:shd w:val="clear" w:color="auto" w:fill="F4F7FB"/>
             <w:vAlign w:val="top"/>
           </w:tcPr>
@@ -10009,7 +10125,7 @@
         </w:trPr>
         <w:tc>
           <w:tcPr>
-            <w:tcW w:w="3394" w:type="dxa"/>
+            <w:tcW w:w="3300" w:type="dxa"/>
             <w:vAlign w:val="top"/>
           </w:tcPr>
           <w:p>
@@ -10027,7 +10143,7 @@
         </w:tc>
         <w:tc>
           <w:tcPr>
-            <w:tcW w:w="2464" w:type="dxa"/>
+            <w:tcW w:w="2917" w:type="dxa"/>
             <w:vAlign w:val="top"/>
           </w:tcPr>
           <w:p>
@@ -10042,7 +10158,7 @@
         </w:tc>
         <w:tc>
           <w:tcPr>
-            <w:tcW w:w="3169" w:type="dxa"/>
+            <w:tcW w:w="2810" w:type="dxa"/>
             <w:vAlign w:val="top"/>
           </w:tcPr>
           <w:p>
@@ -10062,7 +10178,7 @@
         </w:trPr>
         <w:tc>
           <w:tcPr>
-            <w:tcW w:w="3394" w:type="dxa"/>
+            <w:tcW w:w="3300" w:type="dxa"/>
             <w:shd w:val="clear" w:color="auto" w:fill="F4F7FB"/>
             <w:vAlign w:val="top"/>
           </w:tcPr>
@@ -10081,7 +10197,7 @@
         </w:tc>
         <w:tc>
           <w:tcPr>
-            <w:tcW w:w="2464" w:type="dxa"/>
+            <w:tcW w:w="2917" w:type="dxa"/>
             <w:shd w:val="clear" w:color="auto" w:fill="F4F7FB"/>
             <w:vAlign w:val="top"/>
           </w:tcPr>
@@ -10097,7 +10213,7 @@
         </w:tc>
         <w:tc>
           <w:tcPr>
-            <w:tcW w:w="3169" w:type="dxa"/>
+            <w:tcW w:w="2810" w:type="dxa"/>
             <w:shd w:val="clear" w:color="auto" w:fill="F4F7FB"/>
             <w:vAlign w:val="top"/>
           </w:tcPr>
@@ -10118,7 +10234,7 @@
         </w:trPr>
         <w:tc>
           <w:tcPr>
-            <w:tcW w:w="3394" w:type="dxa"/>
+            <w:tcW w:w="3300" w:type="dxa"/>
             <w:vAlign w:val="top"/>
           </w:tcPr>
           <w:p>
@@ -10154,7 +10270,7 @@
         </w:tc>
         <w:tc>
           <w:tcPr>
-            <w:tcW w:w="2464" w:type="dxa"/>
+            <w:tcW w:w="2917" w:type="dxa"/>
             <w:vAlign w:val="top"/>
           </w:tcPr>
           <w:p>
@@ -10169,7 +10285,7 @@
         </w:tc>
         <w:tc>
           <w:tcPr>
-            <w:tcW w:w="3169" w:type="dxa"/>
+            <w:tcW w:w="2810" w:type="dxa"/>
             <w:vAlign w:val="top"/>
           </w:tcPr>
           <w:p>
@@ -10189,7 +10305,7 @@
         </w:trPr>
         <w:tc>
           <w:tcPr>
-            <w:tcW w:w="3394" w:type="dxa"/>
+            <w:tcW w:w="3300" w:type="dxa"/>
             <w:shd w:val="clear" w:color="auto" w:fill="F4F7FB"/>
             <w:vAlign w:val="top"/>
           </w:tcPr>
@@ -10214,7 +10330,7 @@
         </w:tc>
         <w:tc>
           <w:tcPr>
-            <w:tcW w:w="2464" w:type="dxa"/>
+            <w:tcW w:w="2917" w:type="dxa"/>
             <w:shd w:val="clear" w:color="auto" w:fill="F4F7FB"/>
             <w:vAlign w:val="top"/>
           </w:tcPr>
@@ -10230,7 +10346,7 @@
         </w:tc>
         <w:tc>
           <w:tcPr>
-            <w:tcW w:w="3169" w:type="dxa"/>
+            <w:tcW w:w="2810" w:type="dxa"/>
             <w:shd w:val="clear" w:color="auto" w:fill="F4F7FB"/>
             <w:vAlign w:val="top"/>
           </w:tcPr>
@@ -10251,7 +10367,7 @@
         </w:trPr>
         <w:tc>
           <w:tcPr>
-            <w:tcW w:w="3394" w:type="dxa"/>
+            <w:tcW w:w="3300" w:type="dxa"/>
             <w:noWrap/>
             <w:vAlign w:val="top"/>
           </w:tcPr>
@@ -10270,7 +10386,7 @@
         </w:tc>
         <w:tc>
           <w:tcPr>
-            <w:tcW w:w="2464" w:type="dxa"/>
+            <w:tcW w:w="2917" w:type="dxa"/>
             <w:vAlign w:val="top"/>
           </w:tcPr>
           <w:p>
@@ -10288,7 +10404,7 @@
         </w:tc>
         <w:tc>
           <w:tcPr>
-            <w:tcW w:w="3169" w:type="dxa"/>
+            <w:tcW w:w="2810" w:type="dxa"/>
             <w:vAlign w:val="top"/>
           </w:tcPr>
           <w:p>
@@ -10329,7 +10445,7 @@
         </w:trPr>
         <w:tc>
           <w:tcPr>
-            <w:tcW w:w="3394" w:type="dxa"/>
+            <w:tcW w:w="3300" w:type="dxa"/>
             <w:shd w:val="clear" w:color="auto" w:fill="F4F7FB"/>
             <w:noWrap/>
             <w:vAlign w:val="top"/>
@@ -10349,7 +10465,7 @@
         </w:tc>
         <w:tc>
           <w:tcPr>
-            <w:tcW w:w="2464" w:type="dxa"/>
+            <w:tcW w:w="2917" w:type="dxa"/>
             <w:shd w:val="clear" w:color="auto" w:fill="F4F7FB"/>
             <w:vAlign w:val="top"/>
           </w:tcPr>
@@ -10365,7 +10481,7 @@
         </w:tc>
         <w:tc>
           <w:tcPr>
-            <w:tcW w:w="3169" w:type="dxa"/>
+            <w:tcW w:w="2810" w:type="dxa"/>
             <w:shd w:val="clear" w:color="auto" w:fill="F4F7FB"/>
             <w:vAlign w:val="top"/>
           </w:tcPr>
@@ -10386,7 +10502,7 @@
         </w:trPr>
         <w:tc>
           <w:tcPr>
-            <w:tcW w:w="3394" w:type="dxa"/>
+            <w:tcW w:w="3300" w:type="dxa"/>
             <w:vAlign w:val="top"/>
           </w:tcPr>
           <w:p>
@@ -10422,7 +10538,7 @@
         </w:tc>
         <w:tc>
           <w:tcPr>
-            <w:tcW w:w="2464" w:type="dxa"/>
+            <w:tcW w:w="2917" w:type="dxa"/>
             <w:vAlign w:val="top"/>
           </w:tcPr>
           <w:p>
@@ -10437,7 +10553,7 @@
         </w:tc>
         <w:tc>
           <w:tcPr>
-            <w:tcW w:w="3169" w:type="dxa"/>
+            <w:tcW w:w="2810" w:type="dxa"/>
             <w:vAlign w:val="top"/>
           </w:tcPr>
           <w:p>
@@ -10457,7 +10573,7 @@
         </w:trPr>
         <w:tc>
           <w:tcPr>
-            <w:tcW w:w="3394" w:type="dxa"/>
+            <w:tcW w:w="3300" w:type="dxa"/>
             <w:shd w:val="clear" w:color="auto" w:fill="F4F7FB"/>
             <w:vAlign w:val="top"/>
           </w:tcPr>
@@ -10488,7 +10604,7 @@
         </w:tc>
         <w:tc>
           <w:tcPr>
-            <w:tcW w:w="2464" w:type="dxa"/>
+            <w:tcW w:w="2917" w:type="dxa"/>
             <w:shd w:val="clear" w:color="auto" w:fill="F4F7FB"/>
             <w:vAlign w:val="top"/>
           </w:tcPr>
@@ -10516,7 +10632,7 @@
         </w:tc>
         <w:tc>
           <w:tcPr>
-            <w:tcW w:w="3169" w:type="dxa"/>
+            <w:tcW w:w="2810" w:type="dxa"/>
             <w:shd w:val="clear" w:color="auto" w:fill="F4F7FB"/>
             <w:vAlign w:val="top"/>
           </w:tcPr>
@@ -10537,7 +10653,7 @@
         </w:trPr>
         <w:tc>
           <w:tcPr>
-            <w:tcW w:w="3394" w:type="dxa"/>
+            <w:tcW w:w="3300" w:type="dxa"/>
             <w:vAlign w:val="top"/>
           </w:tcPr>
           <w:p>
@@ -10555,7 +10671,7 @@
         </w:tc>
         <w:tc>
           <w:tcPr>
-            <w:tcW w:w="2464" w:type="dxa"/>
+            <w:tcW w:w="2917" w:type="dxa"/>
             <w:vAlign w:val="top"/>
           </w:tcPr>
           <w:p>
@@ -10570,7 +10686,7 @@
         </w:tc>
         <w:tc>
           <w:tcPr>
-            <w:tcW w:w="3169" w:type="dxa"/>
+            <w:tcW w:w="2810" w:type="dxa"/>
             <w:vAlign w:val="top"/>
           </w:tcPr>
           <w:p>
@@ -10590,7 +10706,7 @@
         </w:trPr>
         <w:tc>
           <w:tcPr>
-            <w:tcW w:w="3394" w:type="dxa"/>
+            <w:tcW w:w="3300" w:type="dxa"/>
             <w:shd w:val="clear" w:color="auto" w:fill="F4F7FB"/>
             <w:noWrap/>
             <w:vAlign w:val="top"/>
@@ -10610,7 +10726,7 @@
         </w:tc>
         <w:tc>
           <w:tcPr>
-            <w:tcW w:w="2464" w:type="dxa"/>
+            <w:tcW w:w="2917" w:type="dxa"/>
             <w:shd w:val="clear" w:color="auto" w:fill="F4F7FB"/>
             <w:vAlign w:val="top"/>
           </w:tcPr>
@@ -10629,7 +10745,7 @@
         </w:tc>
         <w:tc>
           <w:tcPr>
-            <w:tcW w:w="3169" w:type="dxa"/>
+            <w:tcW w:w="2810" w:type="dxa"/>
             <w:shd w:val="clear" w:color="auto" w:fill="F4F7FB"/>
             <w:vAlign w:val="top"/>
           </w:tcPr>
@@ -10653,7 +10769,7 @@
         </w:trPr>
         <w:tc>
           <w:tcPr>
-            <w:tcW w:w="3394" w:type="dxa"/>
+            <w:tcW w:w="3300" w:type="dxa"/>
             <w:vAlign w:val="top"/>
           </w:tcPr>
           <w:p>
@@ -10671,7 +10787,7 @@
         </w:tc>
         <w:tc>
           <w:tcPr>
-            <w:tcW w:w="2464" w:type="dxa"/>
+            <w:tcW w:w="2917" w:type="dxa"/>
             <w:vAlign w:val="top"/>
           </w:tcPr>
           <w:p>
@@ -10686,27 +10802,27 @@
         </w:tc>
         <w:tc>
           <w:tcPr>
-            <w:tcW w:w="3169" w:type="dxa"/>
-            <w:vAlign w:val="top"/>
-          </w:tcPr>
-          <w:p>
-            <w:pPr>
-              <w:pStyle w:val="TableText"/>
-              <w:jc w:val="left"/>
-            </w:pPr>
-            <w:r>
-              <w:t xml:space="preserve">VETC and Zalo origins only if they call cross-origin</w:t>
-            </w:r>
-          </w:p>
-        </w:tc>
-      </w:tr>
-      <w:tr>
-        <w:trPr>
-          <w:cantSplit/>
-        </w:trPr>
-        <w:tc>
-          <w:tcPr>
-            <w:tcW w:w="3394" w:type="dxa"/>
+            <w:tcW w:w="2810" w:type="dxa"/>
+            <w:vAlign w:val="top"/>
+          </w:tcPr>
+          <w:p>
+            <w:pPr>
+              <w:pStyle w:val="TableText"/>
+              <w:jc w:val="left"/>
+            </w:pPr>
+            <w:r>
+              <w:t xml:space="preserve">Host origins (VETC app, Zalo Mini App, TASCO app and website) only if they call cross-origin</w:t>
+            </w:r>
+          </w:p>
+        </w:tc>
+      </w:tr>
+      <w:tr>
+        <w:trPr>
+          <w:cantSplit/>
+        </w:trPr>
+        <w:tc>
+          <w:tcPr>
+            <w:tcW w:w="3300" w:type="dxa"/>
             <w:shd w:val="clear" w:color="auto" w:fill="F4F7FB"/>
             <w:vAlign w:val="top"/>
           </w:tcPr>
@@ -10737,7 +10853,7 @@
         </w:tc>
         <w:tc>
           <w:tcPr>
-            <w:tcW w:w="2464" w:type="dxa"/>
+            <w:tcW w:w="2917" w:type="dxa"/>
             <w:shd w:val="clear" w:color="auto" w:fill="F4F7FB"/>
             <w:vAlign w:val="top"/>
           </w:tcPr>
@@ -10753,7 +10869,7 @@
         </w:tc>
         <w:tc>
           <w:tcPr>
-            <w:tcW w:w="3169" w:type="dxa"/>
+            <w:tcW w:w="2810" w:type="dxa"/>
             <w:shd w:val="clear" w:color="auto" w:fill="F4F7FB"/>
             <w:vAlign w:val="top"/>
           </w:tcPr>
@@ -10774,7 +10890,7 @@
         </w:trPr>
         <w:tc>
           <w:tcPr>
-            <w:tcW w:w="3394" w:type="dxa"/>
+            <w:tcW w:w="3300" w:type="dxa"/>
             <w:vAlign w:val="top"/>
           </w:tcPr>
           <w:p>
@@ -10804,7 +10920,7 @@
         </w:tc>
         <w:tc>
           <w:tcPr>
-            <w:tcW w:w="2464" w:type="dxa"/>
+            <w:tcW w:w="2917" w:type="dxa"/>
             <w:vAlign w:val="top"/>
           </w:tcPr>
           <w:p>
@@ -10819,7 +10935,7 @@
         </w:tc>
         <w:tc>
           <w:tcPr>
-            <w:tcW w:w="3169" w:type="dxa"/>
+            <w:tcW w:w="2810" w:type="dxa"/>
             <w:vAlign w:val="top"/>
           </w:tcPr>
           <w:p>
@@ -10839,7 +10955,7 @@
         </w:trPr>
         <w:tc>
           <w:tcPr>
-            <w:tcW w:w="3394" w:type="dxa"/>
+            <w:tcW w:w="3300" w:type="dxa"/>
             <w:shd w:val="clear" w:color="auto" w:fill="F4F7FB"/>
             <w:vAlign w:val="top"/>
           </w:tcPr>
@@ -10870,7 +10986,7 @@
         </w:tc>
         <w:tc>
           <w:tcPr>
-            <w:tcW w:w="2464" w:type="dxa"/>
+            <w:tcW w:w="2917" w:type="dxa"/>
             <w:shd w:val="clear" w:color="auto" w:fill="F4F7FB"/>
             <w:vAlign w:val="top"/>
           </w:tcPr>
@@ -10886,7 +11002,7 @@
         </w:tc>
         <w:tc>
           <w:tcPr>
-            <w:tcW w:w="3169" w:type="dxa"/>
+            <w:tcW w:w="2810" w:type="dxa"/>
             <w:shd w:val="clear" w:color="auto" w:fill="F4F7FB"/>
             <w:vAlign w:val="top"/>
           </w:tcPr>
@@ -10913,7 +11029,7 @@
         </w:trPr>
         <w:tc>
           <w:tcPr>
-            <w:tcW w:w="3394" w:type="dxa"/>
+            <w:tcW w:w="3300" w:type="dxa"/>
             <w:vAlign w:val="top"/>
           </w:tcPr>
           <w:p>
@@ -10937,7 +11053,7 @@
         </w:tc>
         <w:tc>
           <w:tcPr>
-            <w:tcW w:w="2464" w:type="dxa"/>
+            <w:tcW w:w="2917" w:type="dxa"/>
             <w:vAlign w:val="top"/>
           </w:tcPr>
           <w:p>
@@ -10952,7 +11068,7 @@
         </w:tc>
         <w:tc>
           <w:tcPr>
-            <w:tcW w:w="3169" w:type="dxa"/>
+            <w:tcW w:w="2810" w:type="dxa"/>
             <w:vAlign w:val="top"/>
           </w:tcPr>
           <w:p>
@@ -10972,7 +11088,7 @@
         </w:trPr>
         <w:tc>
           <w:tcPr>
-            <w:tcW w:w="3394" w:type="dxa"/>
+            <w:tcW w:w="3300" w:type="dxa"/>
             <w:shd w:val="clear" w:color="auto" w:fill="F4F7FB"/>
             <w:noWrap/>
             <w:vAlign w:val="top"/>
@@ -10992,7 +11108,7 @@
         </w:tc>
         <w:tc>
           <w:tcPr>
-            <w:tcW w:w="2464" w:type="dxa"/>
+            <w:tcW w:w="2917" w:type="dxa"/>
             <w:shd w:val="clear" w:color="auto" w:fill="F4F7FB"/>
             <w:vAlign w:val="top"/>
           </w:tcPr>
@@ -11008,7 +11124,7 @@
         </w:tc>
         <w:tc>
           <w:tcPr>
-            <w:tcW w:w="3169" w:type="dxa"/>
+            <w:tcW w:w="2810" w:type="dxa"/>
             <w:shd w:val="clear" w:color="auto" w:fill="F4F7FB"/>
             <w:vAlign w:val="top"/>
           </w:tcPr>
@@ -11029,7 +11145,205 @@
         </w:trPr>
         <w:tc>
           <w:tcPr>
-            <w:tcW w:w="3394" w:type="dxa"/>
+            <w:tcW w:w="3300" w:type="dxa"/>
+            <w:vAlign w:val="top"/>
+          </w:tcPr>
+          <w:p>
+            <w:pPr>
+              <w:pStyle w:val="TableText"/>
+              <w:jc w:val="left"/>
+            </w:pPr>
+            <w:r>
+              <w:rPr>
+                <w:rStyle w:val="CodeChar"/>
+              </w:rPr>
+              <w:t xml:space="preserve">SUPPORT_HOTLINE</w:t>
+            </w:r>
+            <w:r>
+              <w:t xml:space="preserve">,</w:t>
+            </w:r>
+            <w:r>
+              <w:t xml:space="preserve"> </w:t>
+            </w:r>
+            <w:r>
+              <w:rPr>
+                <w:rStyle w:val="CodeChar"/>
+              </w:rPr>
+              <w:t xml:space="preserve">SUPPORT_EMAIL</w:t>
+            </w:r>
+            <w:r>
+              <w:t xml:space="preserve">,</w:t>
+            </w:r>
+            <w:r>
+              <w:t xml:space="preserve"> </w:t>
+            </w:r>
+            <w:r>
+              <w:rPr>
+                <w:rStyle w:val="CodeChar"/>
+              </w:rPr>
+              <w:t xml:space="preserve">SUPPORT_WEBSITE</w:t>
+            </w:r>
+          </w:p>
+        </w:tc>
+        <w:tc>
+          <w:tcPr>
+            <w:tcW w:w="2917" w:type="dxa"/>
+            <w:vAlign w:val="top"/>
+          </w:tcPr>
+          <w:p>
+            <w:pPr>
+              <w:pStyle w:val="TableText"/>
+              <w:jc w:val="left"/>
+            </w:pPr>
+            <w:r>
+              <w:t xml:space="preserve">1900 1562,</w:t>
+            </w:r>
+            <w:r>
+              <w:t xml:space="preserve"> </w:t>
+            </w:r>
+            <w:hyperlink r:id="rIdG2">
+              <w:r>
+                <w:rPr>
+                  <w:rStyle w:val="Hyperlink"/>
+                </w:rPr>
+                <w:t xml:space="preserve">info@baohiemtasco.vn</w:t>
+              </w:r>
+            </w:hyperlink>
+            <w:r>
+              <w:t xml:space="preserve">, baohiemtasco.vn</w:t>
+            </w:r>
+          </w:p>
+        </w:tc>
+        <w:tc>
+          <w:tcPr>
+            <w:tcW w:w="2810" w:type="dxa"/>
+            <w:vAlign w:val="top"/>
+          </w:tcPr>
+          <w:p>
+            <w:pPr>
+              <w:pStyle w:val="TableText"/>
+              <w:jc w:val="left"/>
+            </w:pPr>
+            <w:r>
+              <w:t xml:space="preserve">TASCO’s official contacts, shown in the customer app</w:t>
+            </w:r>
+          </w:p>
+        </w:tc>
+      </w:tr>
+      <w:tr>
+        <w:trPr>
+          <w:cantSplit/>
+        </w:trPr>
+        <w:tc>
+          <w:tcPr>
+            <w:tcW w:w="3300" w:type="dxa"/>
+            <w:shd w:val="clear" w:color="auto" w:fill="F4F7FB"/>
+            <w:vAlign w:val="top"/>
+          </w:tcPr>
+          <w:p>
+            <w:pPr>
+              <w:pStyle w:val="TableText"/>
+              <w:jc w:val="left"/>
+            </w:pPr>
+            <w:r>
+              <w:rPr>
+                <w:rStyle w:val="CodeChar"/>
+              </w:rPr>
+              <w:t xml:space="preserve">SUPPORT_FACEBOOK_URL</w:t>
+            </w:r>
+            <w:r>
+              <w:t xml:space="preserve">,</w:t>
+            </w:r>
+            <w:r>
+              <w:t xml:space="preserve"> </w:t>
+            </w:r>
+            <w:r>
+              <w:rPr>
+                <w:rStyle w:val="CodeChar"/>
+              </w:rPr>
+              <w:t xml:space="preserve">SUPPORT_MESSENGER_URL</w:t>
+            </w:r>
+            <w:r>
+              <w:t xml:space="preserve">,</w:t>
+            </w:r>
+            <w:r>
+              <w:t xml:space="preserve"> </w:t>
+            </w:r>
+            <w:r>
+              <w:rPr>
+                <w:rStyle w:val="CodeChar"/>
+              </w:rPr>
+              <w:t xml:space="preserve">SUPPORT_ZALO_NAME</w:t>
+            </w:r>
+            <w:r>
+              <w:t xml:space="preserve">,</w:t>
+            </w:r>
+            <w:r>
+              <w:t xml:space="preserve"> </w:t>
+            </w:r>
+            <w:r>
+              <w:rPr>
+                <w:rStyle w:val="CodeChar"/>
+              </w:rPr>
+              <w:t xml:space="preserve">SUPPORT_ZALO_URL</w:t>
+            </w:r>
+          </w:p>
+        </w:tc>
+        <w:tc>
+          <w:tcPr>
+            <w:tcW w:w="2917" w:type="dxa"/>
+            <w:shd w:val="clear" w:color="auto" w:fill="F4F7FB"/>
+            <w:vAlign w:val="top"/>
+          </w:tcPr>
+          <w:p>
+            <w:pPr>
+              <w:pStyle w:val="TableText"/>
+              <w:jc w:val="left"/>
+            </w:pPr>
+            <w:r>
+              <w:t xml:space="preserve">TASCO Facebook page and Messenger; Zalo OA</w:t>
+            </w:r>
+            <w:r>
+              <w:t xml:space="preserve"> </w:t>
+            </w:r>
+            <w:r>
+              <w:t xml:space="preserve">“</w:t>
+            </w:r>
+            <w:r>
+              <w:t xml:space="preserve">Bảo hiểm Tasco</w:t>
+            </w:r>
+            <w:r>
+              <w:t xml:space="preserve">”</w:t>
+            </w:r>
+            <w:r>
+              <w:t xml:space="preserve">; no Zalo link</w:t>
+            </w:r>
+          </w:p>
+        </w:tc>
+        <w:tc>
+          <w:tcPr>
+            <w:tcW w:w="2810" w:type="dxa"/>
+            <w:shd w:val="clear" w:color="auto" w:fill="F4F7FB"/>
+            <w:vAlign w:val="top"/>
+          </w:tcPr>
+          <w:p>
+            <w:pPr>
+              <w:pStyle w:val="TableText"/>
+              <w:jc w:val="left"/>
+            </w:pPr>
+            <w:r>
+              <w:t xml:space="preserve">Add the Zalo OA link when TASCO provides one</w:t>
+            </w:r>
+          </w:p>
+        </w:tc>
+      </w:tr>
+      <w:tr>
+        <w:trPr>
+          <w:cantSplit/>
+        </w:trPr>
+        <w:tc>
+          <w:tcPr>
+            <w:tcW w:w="3300" w:type="dxa"/>
             <w:noWrap/>
             <w:vAlign w:val="top"/>
           </w:tcPr>
@@ -11048,7 +11362,7 @@
         </w:tc>
         <w:tc>
           <w:tcPr>
-            <w:tcW w:w="2464" w:type="dxa"/>
+            <w:tcW w:w="2917" w:type="dxa"/>
             <w:vAlign w:val="top"/>
           </w:tcPr>
           <w:p>
@@ -11072,7 +11386,7 @@
         </w:tc>
         <w:tc>
           <w:tcPr>
-            <w:tcW w:w="3169" w:type="dxa"/>
+            <w:tcW w:w="2810" w:type="dxa"/>
             <w:vAlign w:val="top"/>
           </w:tcPr>
           <w:p>
@@ -11098,7 +11412,7 @@
         </w:trPr>
         <w:tc>
           <w:tcPr>
-            <w:tcW w:w="3394" w:type="dxa"/>
+            <w:tcW w:w="3300" w:type="dxa"/>
             <w:shd w:val="clear" w:color="auto" w:fill="F4F7FB"/>
             <w:vAlign w:val="top"/>
           </w:tcPr>
@@ -11123,7 +11437,7 @@
         </w:tc>
         <w:tc>
           <w:tcPr>
-            <w:tcW w:w="2464" w:type="dxa"/>
+            <w:tcW w:w="2917" w:type="dxa"/>
             <w:shd w:val="clear" w:color="auto" w:fill="F4F7FB"/>
             <w:vAlign w:val="top"/>
           </w:tcPr>
@@ -11139,7 +11453,7 @@
         </w:tc>
         <w:tc>
           <w:tcPr>
-            <w:tcW w:w="3169" w:type="dxa"/>
+            <w:tcW w:w="2810" w:type="dxa"/>
             <w:shd w:val="clear" w:color="auto" w:fill="F4F7FB"/>
             <w:vAlign w:val="top"/>
           </w:tcPr>
@@ -11211,13 +11525,13 @@
               <a:graphicData uri="http://schemas.openxmlformats.org/drawingml/2006/picture">
                 <pic:pic>
                   <pic:nvPicPr>
-                    <pic:cNvPr descr="/tmp/claude-0/-home-user-TASCO/19e5534d-12b5-5956-9b60-3e77efde0f49/scratchpad/gen/.cache/mermaid/c11a533579a9bd32.png" id="41" name="Picture"/>
+                    <pic:cNvPr descr="/home/user/TASCO/tools/docs-source/gen/.cache/mermaid/c11a533579a9bd32.png" id="42" name="Picture"/>
                     <pic:cNvPicPr>
                       <a:picLocks noChangeArrowheads="1" noChangeAspect="1"/>
                     </pic:cNvPicPr>
                   </pic:nvPicPr>
                   <pic:blipFill>
-                    <a:blip r:embed="rIdG2"/>
+                    <a:blip r:embed="rIdG3"/>
                     <a:stretch>
                       <a:fillRect/>
                     </a:stretch>
@@ -11717,13 +12031,13 @@
               <a:graphicData uri="http://schemas.openxmlformats.org/drawingml/2006/picture">
                 <pic:pic>
                   <pic:nvPicPr>
-                    <pic:cNvPr descr="/tmp/claude-0/-home-user-TASCO/19e5534d-12b5-5956-9b60-3e77efde0f49/scratchpad/gen/.cache/mermaid/b120b558a81e4a5a.png" id="45" name="Picture"/>
+                    <pic:cNvPr descr="/home/user/TASCO/tools/docs-source/gen/.cache/mermaid/b120b558a81e4a5a.png" id="46" name="Picture"/>
                     <pic:cNvPicPr>
                       <a:picLocks noChangeArrowheads="1" noChangeAspect="1"/>
                     </pic:cNvPicPr>
                   </pic:nvPicPr>
                   <pic:blipFill>
-                    <a:blip r:embed="rIdG3"/>
+                    <a:blip r:embed="rIdG4"/>
                     <a:stretch>
                       <a:fillRect/>
                     </a:stretch>
@@ -13409,7 +13723,7 @@
               <w:jc w:val="left"/>
             </w:pPr>
             <w:r>
-              <w:t xml:space="preserve">Three pods are ample: one process sustained 337 requests per second (95th percentile 103 ms, no errors) in the load smoke</w:t>
+              <w:t xml:space="preserve">Three pods are ample: one process sustained 194 requests per second (95th percentile 210 ms, no errors) in the load smoke</w:t>
             </w:r>
           </w:p>
         </w:tc>
